--- a/downloads/documents/05 Materials/Unit 03/Slides/Slides 03.07 - Stress What It Is and My Stress Map.docx
+++ b/downloads/documents/05 Materials/Unit 03/Slides/Slides 03.07 - Stress What It Is and My Stress Map.docx
@@ -1085,7 +1085,7 @@
     </w:rPrDefault>
     <w:pPrDefault>
       <w:pPr>
-        <w:spacing w:after="200"/>
+        <w:spacing w:line="300" w:lineRule="auto" w:after="200"/>
       </w:pPr>
     </w:pPrDefault>
   </w:docDefaults>

--- a/downloads/documents/05 Materials/Unit 03/Slides/Slides 03.07 - Stress What It Is and My Stress Map.docx
+++ b/downloads/documents/05 Materials/Unit 03/Slides/Slides 03.07 - Stress What It Is and My Stress Map.docx
@@ -383,7 +383,7 @@
         <w:pStyle w:val="Compact"/>
       </w:pPr>
       <w:r>
-        <w:t xml:space="preserve">Then list your stressors in the margin, a few words each</w:t>
+        <w:t xml:space="preserve">Then list your stressors (the things that cause your stress) in the table under the grids, a few words each</w:t>
       </w:r>
     </w:p>
     <w:p>
@@ -535,7 +535,7 @@
         <w:pStyle w:val="Compact"/>
       </w:pPr>
       <w:r>
-        <w:t xml:space="preserve">Grade 8 stretch: find a pattern (same time every week, same place). What could change the pattern, not the feeling?</w:t>
+        <w:t xml:space="preserve">Grade 8 stretch: find a pattern (the same time every week, or the same place). What could change the pattern, not the feeling?</w:t>
       </w:r>
       <w:r>
         <w:t xml:space="preserve"> </w:t>
